--- a/submission/p2_ist_v9.docx
+++ b/submission/p2_ist_v9.docx
@@ -29,7 +29,7 @@
         </w:numPr>
       </w:pPr>
       <w:r>
-        <w:t xml:space="preserve">Five semantic mutation operators degenerate to the classical Mutation Score in a proven limit.</w:t>
+        <w:t xml:space="preserve">Five semantic mutation operators degenerate to classical MS in a proven limit.</w:t>
       </w:r>
     </w:p>
     <w:p>
@@ -41,7 +41,7 @@
         </w:numPr>
       </w:pPr>
       <w:r>
-        <w:t xml:space="preserve">Across 12 Programs Under Test and 60 cells, 292 LLM-generated mutants overlap with 1,250 cosmic-ray syntactic mutants on only 5.14% of abstract syntax trees.</w:t>
+        <w:t xml:space="preserve">12 PUTs, 60 cells: 5.14% AST overlap between LLM and cosmic-ray mutants.</w:t>
       </w:r>
     </w:p>
     <w:p>
@@ -53,7 +53,7 @@
         </w:numPr>
       </w:pPr>
       <w:r>
-        <w:t xml:space="preserve">The Hyperparameter, Structural Injection, and Trajectory Flip classes (54.5% of the mutant pool) are unreachable under default first-order syntactic configurations (HOM compositions; Jia and Harman 2008; not refuted).</w:t>
+        <w:t xml:space="preserve">HP, SI, TF classes unreachable under default first-order syntactic tools.</w:t>
       </w:r>
     </w:p>
     <w:p>
@@ -65,7 +65,7 @@
         </w:numPr>
       </w:pPr>
       <w:r>
-        <w:t xml:space="preserve">The pre-registered large-effect threshold (Romano 2006) is not met under the point-estimate criterion; the observed effect lies in the medium-effect range.</w:t>
+        <w:t xml:space="preserve">Pre-registered large-effect threshold not met; observed effect is medium-sized.</w:t>
       </w:r>
     </w:p>
     <w:p>
@@ -77,7 +77,7 @@
         </w:numPr>
       </w:pPr>
       <w:r>
-        <w:t xml:space="preserve">Cross-source LLM pooling under an identical prompt does not appreciably shift Cliff’s delta, indicating LLM identity is not the lever within this design.</w:t>
+        <w:t xml:space="preserve">Cross-source LLM pooling does not appreciably shift Cliff’s delta.</w:t>
       </w:r>
     </w:p>
     <w:bookmarkEnd w:id="9"/>
@@ -141,7 +141,7 @@
         <w:t xml:space="preserve"> </w:t>
       </w:r>
       <w:r>
-        <w:t xml:space="preserve">A 12-Program-Under-Test by 5-meta-pattern design over four single-output</w:t>
+        <w:t xml:space="preserve">A 12-PUT by 5-MP design over four single-output</w:t>
       </w:r>
       <w:r>
         <w:t xml:space="preserve"> </w:t>
@@ -156,7 +156,7 @@
         <w:t xml:space="preserve"> </w:t>
       </w:r>
       <w:r>
-        <w:t xml:space="preserve">classes (numeric, probabilistic, surrogate, machine learning) is paired with a three-layer attribution classifier that separates true semantic faults from tolerance perturbation, out-of-distribution trips, statistical-assumption violation, and mutator artefacts. A two-stage same-source / cross-source ablation under an identical prompt isolates the contribution of LLM source diversity, holding the c-class primary metamorphic relation at the pre-registered level so that the cross-source contrast inherits no post-hoc selection. We compare the LLM-generated mutants against a default-configuration cosmic-ray syntactic pool at the AST-normalised level.</w:t>
+        <w:t xml:space="preserve">classes (numeric, probabilistic, surrogate, machine learning) is paired with a three-layer attribution classifier separating true semantic faults from tolerance, out-of-distribution, statistical, and artefact categories. A same-source / cross-source ablation under an identical prompt isolates the LLM-source-diversity contribution. LLM-generated mutants are compared against a default-configuration cosmic-ray syntactic pool at the AST-normalised level.</w:t>
       </w:r>
     </w:p>
     <w:p>
@@ -223,7 +223,7 @@
         <w:pStyle w:val="FirstParagraph"/>
       </w:pPr>
       <w:r>
-        <w:t xml:space="preserve">metamorphic testing; mutation testing; semantic mutation operators; LLM-generated mutants; ablation study; metamorphic relation adequacy; cross-source mutant pool; Cliff’s delta; single-output scientific computing kernels</w:t>
+        <w:t xml:space="preserve">metamorphic testing; mutation testing; semantic mutation operators; metamorphic relation adequacy; LLM-generated mutants; Cliff’s delta; scientific computing kernels</w:t>
       </w:r>
     </w:p>
     <w:p>

--- a/submission/p2_ist_v9.docx
+++ b/submission/p2_ist_v9.docx
@@ -257,7 +257,7 @@
         <w:pStyle w:val="FirstParagraph"/>
       </w:pPr>
       <w:r>
-        <w:t xml:space="preserve">Metamorphic Testing (MT) addresses the test-oracle problem in scientific computing software: instead of checking outputs against a known-correct reference, MT checks metamorphic relations (MRs) — invariants connecting outputs of related inputs. While</w:t>
+        <w:t xml:space="preserve">Metamorphic Testing (MT) addresses the test-oracle problem in scientific computing software: instead of checking outputs against a known-correct reference, MT checks metamorphic relations (MRs), invariants connecting outputs of related inputs. While</w:t>
       </w:r>
       <w:r>
         <w:t xml:space="preserve"> </w:t>
@@ -286,10 +286,7 @@
         <w:t xml:space="preserve">domain-specific code-level faults</w:t>
       </w:r>
       <w:r>
-        <w:t xml:space="preserve"> </w:t>
-      </w:r>
-      <w:r>
-        <w:t xml:space="preserve">— conservation laws, monotonicity, convergence order, trajectory shape, fidelity ordering — has lacked a backward-compatible metric tied to the classical Mutation Score (MS) lineage. Jia and Harman’s (2011) MS is defined over syntactic Abstract Syntax Tree (AST) mutations and does not capture these domain semantics. Recent Large Language Model (LLM) generated mutants (Tip, Bell, and Schäfer 2024; Humbatova, Jahangirova, and Tonella 2021) do produce semantically richer mutants, but do not separate the contribution of LLM source diversity from the contribution of MR design.</w:t>
+        <w:t xml:space="preserve">, conservation laws, monotonicity, convergence order, trajectory shape, fidelity ordering, has lacked a backward-compatible metric tied to the classical Mutation Score (MS) lineage. Jia and Harman’s (2011) MS is defined over syntactic Abstract Syntax Tree (AST) mutations and does not capture these domain semantics. Recent Large Language Model (LLM) generated mutants (Tip, Bell, and Schäfer 2024; Humbatova, Jahangirova, and Tonella 2021) do produce semantically richer mutants, but do not separate the contribution of LLM source diversity from the contribution of MR design.</w:t>
       </w:r>
     </w:p>
     <w:p>
@@ -397,7 +394,7 @@
         <w:t xml:space="preserve"> </w:t>
       </w:r>
       <w:r>
-        <w:t xml:space="preserve">if it satisfies at least one of three necessary conditions: (a) it crosses a function-call or module-import boundary, (b) it depends on domain knowledge for legality, or (c) it changes the algorithmic class. The five meta-operator classes — Conservation Erosion (CE, also written mut_C), Operator Substitution (OS, mut_M), Hyperparameter (HP, mut_G), Trajectory Flip (TF, mut_T), and Structural Injection (SI, mut_F) — specialise these conditions across the four PUT classes.</w:t>
+        <w:t xml:space="preserve">if it satisfies at least one of three necessary conditions: (a) it crosses a function-call or module-import boundary, (b) it depends on domain knowledge for legality, or (c) it changes the algorithmic class. The five meta-operator classes, Conservation Erosion (CE, also written mut_C), Operator Substitution (OS, mut_M), Hyperparameter (HP, mut_G), Trajectory Flip (TF, mut_T), and Structural Injection (SI, mut_F), specialise these conditions across the four PUT classes.</w:t>
       </w:r>
     </w:p>
     <w:p>
@@ -521,7 +518,7 @@
         <w:t xml:space="preserve"> </w:t>
       </w:r>
       <w:r>
-        <w:t xml:space="preserve">Jia and Harman (2011) and Papadakis et al. (2019) survey syntactic mutation. The Coupling Effect Hypothesis (CPH) — that tests detecting simple faults also detect complex faults — underpins the use of MS as a fault proxy (DeMillo, Lipton, and Sayward 1978; Andrews, Briand, and Labiche 2005; Just et al. 2014). We argue in §3.5 that CPH holds within syntactic mutation but does not automatically extend across the syntactic-versus-domain-semantic boundary, even when it couples simple syntactic faults to complex syntactic faults. The §3.5 empirical evidence (5.14% AST overlap on 12 PUTs, with HP, SI, and TF at 0/0/0) is the empirical witness for this boundary.</w:t>
+        <w:t xml:space="preserve">Jia and Harman (2011) and Papadakis et al. (2019) survey syntactic mutation. The Coupling Effect Hypothesis (CPH), that tests detecting simple faults also detect complex faults, underpins the use of MS as a fault proxy (DeMillo, Lipton, and Sayward 1978; Andrews, Briand, and Labiche 2005; Just et al. 2014). We argue in §3.5 that CPH holds within syntactic mutation but does not automatically extend across the syntactic-versus-domain-semantic boundary, even when it couples simple syntactic faults to complex syntactic faults. The §3.5 empirical evidence (5.14% AST overlap on 12 PUTs, with HP, SI, and TF at 0/0/0) is the empirical witness for this boundary.</w:t>
       </w:r>
     </w:p>
     <w:p>
@@ -620,7 +617,7 @@
         <w:t xml:space="preserve"> </w:t>
       </w:r>
       <w:r>
-        <w:t xml:space="preserve">term in the MS denominator; we extend that classical bitwise-equivalence definition to a semantic-class equivalence E1 ∧ E2 in §2.3. Zhang et al. (2021) demonstrate MT validation in class-integration test ordering — a non-scientific-computing domain — and the present paper specialises MT to scientific-computing PUTs and couples it to a domain-semantic mutation operator framework.</w:t>
+        <w:t xml:space="preserve">term in the MS denominator; we extend that classical bitwise-equivalence definition to a semantic-class equivalence E1 ∧ E2 in §2.3. Zhang et al. (2021) demonstrate MT validation in class-integration test ordering, a non-scientific-computing domain, and the present paper specialises MT to scientific-computing PUTs and couples it to a domain-semantic mutation operator framework.</w:t>
       </w:r>
     </w:p>
     <w:p>
@@ -745,7 +742,7 @@
         <w:t xml:space="preserve"> </w:t>
       </w:r>
       <w:r>
-        <w:t xml:space="preserve">rate at Google is numerically close to our LRCA-calibrated C1_share of 0.20. The two constructs differ — developer survey (subjective) versus three-layer classifier (output) — so the agreement is a contextual numerical coincidence rather than mechanism validation, as we discuss in §6.1.</w:t>
+        <w:t xml:space="preserve">rate at Google is numerically close to our LRCA-calibrated C1_share of 0.20. The two constructs differ, developer survey (subjective) versus three-layer classifier (output), so the agreement is a contextual numerical coincidence rather than mechanism validation, as we discuss in §6.1.</w:t>
       </w:r>
     </w:p>
     <w:p>
@@ -1830,7 +1827,7 @@
         <w:t xml:space="preserve"> </w:t>
       </w:r>
       <w:r>
-        <w:t xml:space="preserve">defined in §2.6, SMS reduces almost everywhere to classical syntactic MS, equivalent mutants degenerate to classical behavioural equivalence, killed mutants degenerate to bitwise difference detection, and the LRCA layer trivialises — C2 through C5 cannot fire when L1 ∧ L2 ∧ L3 hold. Any SMS-based empirical conclusion is therefore structurally consistent with the existing mutation-testing literature in the classical syntactic-mutation regime, so there is no metric-level semantic fragmentation. The skeleton of eleven concepts, the three-state decomposition, the SMS formula, and the AVP interface are fixed; the contents of MUT, MP, C, and</w:t>
+        <w:t xml:space="preserve">defined in §2.6, SMS reduces almost everywhere to classical syntactic MS, equivalent mutants degenerate to classical behavioural equivalence, killed mutants degenerate to bitwise difference detection, and the LRCA layer trivialises, C2 through C5 cannot fire when L1 ∧ L2 ∧ L3 hold. Any SMS-based empirical conclusion is therefore structurally consistent with the existing mutation-testing literature in the classical syntactic-mutation regime, so there is no metric-level semantic fragmentation. The skeleton of eleven concepts, the three-state decomposition, the SMS formula, and the AVP interface are fixed; the contents of MUT, MP, C, and</w:t>
       </w:r>
       <w:r>
         <w:t xml:space="preserve"> </w:t>
@@ -3764,7 +3761,7 @@
         <w:pStyle w:val="BodyText"/>
       </w:pPr>
       <w:r>
-        <w:t xml:space="preserve">The cell density notation distinguishes ●● substantial (30 cells; aligned slice + strong off-diagonal cells where MR coverage is dense and mutant detection is expected), ● moderate (24 cells; cross slice with non-trivial expected detection rate), and ○ vacant (6 cells; inherited from P1 H6 — historically empty cells where no MR is exercised). The 12 aligned (j = k) cells are precisely the on-diagonal cells; the 48 cross (j ≠ k) cells partition into the 24 ● moderate + 18 ●● off-diagonal substantive + 6 ○ vacant cells. The ● moderate / ●● substantive distinction does not change SMS computation; it tracks expected MR coverage density per P1 documentation and informs the §6.2 R_sem / R_kill decoupling discussion.</w:t>
+        <w:t xml:space="preserve">The cell density notation distinguishes ●● substantial (30 cells; aligned slice + strong off-diagonal cells where MR coverage is dense and mutant detection is expected), ● moderate (24 cells; cross slice with non-trivial expected detection rate), and ○ vacant (6 cells; inherited from P1 H6, historically empty cells where no MR is exercised). The 12 aligned (j = k) cells are precisely the on-diagonal cells; the 48 cross (j ≠ k) cells partition into the 24 ● moderate + 18 ●● off-diagonal substantive + 6 ○ vacant cells. The ● moderate / ●● substantive distinction does not change SMS computation; it tracks expected MR coverage density per P1 documentation and informs the §6.2 R_sem / R_kill decoupling discussion.</w:t>
       </w:r>
     </w:p>
     <w:p>
@@ -4035,7 +4032,7 @@
         <w:pStyle w:val="Heading3"/>
       </w:pPr>
       <w:r>
-        <w:t xml:space="preserve">3.5 P2 vs syntactic mutants — 12-PUT empirical (Layer 3)</w:t>
+        <w:t xml:space="preserve">3.5 P2 vs syntactic mutants: 12-PUT empirical (Layer 3)</w:t>
       </w:r>
     </w:p>
     <w:p>
@@ -4913,7 +4910,7 @@
         <w:t xml:space="preserve"> </w:t>
       </w:r>
       <w:r>
-        <w:t xml:space="preserve">Satisfying conditions (a), (b), or (c) is sufficient for a single semantic mutation, but only when satisfaction reflects design intent — not stochastic byproduct — does it constitute a</w:t>
+        <w:t xml:space="preserve">Satisfying conditions (a), (b), or (c) is sufficient for a single semantic mutation, but only when satisfaction reflects design intent, not stochastic byproduct, does it constitute a</w:t>
       </w:r>
       <w:r>
         <w:t xml:space="preserve"> </w:t>
@@ -4944,7 +4941,7 @@
         <w:t xml:space="preserve"> </w:t>
       </w:r>
       <w:r>
-        <w:t xml:space="preserve">requires knowing that these expressions are equivalent on diagonal matrices but not on general matrices — a deepening of source-code understanding the syntactic tool does not exhibit. Second, domain-semantic faults — wrong physical constants, unit conversions, boundary conditions, hyperparameter semantics, numerical-method order — are not AST-local; the syntactic-tool design goals (operator typos, off-by-one errors, negation flips) do not target them. Systematic semantic mutation therefore requires (a), (b), or (c) to be design intent. Appendix B.1.5 records this argument in full.</w:t>
+        <w:t xml:space="preserve">requires knowing that these expressions are equivalent on diagonal matrices but not on general matrices, a deepening of source-code understanding the syntactic tool does not exhibit. Second, domain-semantic faults, wrong physical constants, unit conversions, boundary conditions, hyperparameter semantics, numerical-method order, are not AST-local; the syntactic-tool design goals (operator typos, off-by-one errors, negation flips) do not target them. Systematic semantic mutation therefore requires (a), (b), or (c) to be design intent. Appendix B.1.5 records this argument in full.</w:t>
       </w:r>
     </w:p>
     <w:p>
@@ -4962,7 +4959,7 @@
         <w:t xml:space="preserve"> </w:t>
       </w:r>
       <w:r>
-        <w:t xml:space="preserve">HOM (Jia and Harman 2009; Kintis et al. 2018) could in principle compose syntactic mutants — for example, an Arithmetic Operator Replacement combined with a Statement Deletion — to partially simulate the effects of OS or HP on some PUTs. The §5 empirics did not run a HOM comparison; we list HOM equivalence testing as residual threat R12 (Appendix F.2) and confine our</w:t>
+        <w:t xml:space="preserve">HOM (Jia and Harman 2009; Kintis et al. 2018) could in principle compose syntactic mutants, for example, an Arithmetic Operator Replacement combined with a Statement Deletion, to partially simulate the effects of OS or HP on some PUTs. The §5 empirics did not run a HOM comparison; we list HOM equivalence testing as residual threat R12 (Appendix F.2) and confine our</w:t>
       </w:r>
       <w:r>
         <w:t xml:space="preserve"> </w:t>
@@ -5496,7 +5493,7 @@
           <w:b/>
           <w:bCs/>
         </w:rPr>
-        <w:t xml:space="preserve">Declared confound — protocol asymmetry (R13).</w:t>
+        <w:t xml:space="preserve">Declared confound: protocol asymmetry (R13).</w:t>
       </w:r>
       <w:r>
         <w:t xml:space="preserve"> </w:t>
@@ -5770,10 +5767,7 @@
         <w:t xml:space="preserve">high</w:t>
       </w:r>
       <w:r>
-        <w:t xml:space="preserve"> </w:t>
-      </w:r>
-      <w:r>
-        <w:t xml:space="preserve">— an explicit conservative engineering choice (Appendix A.3).</w:t>
+        <w:t xml:space="preserve">, an explicit conservative engineering choice (Appendix A.3).</w:t>
       </w:r>
     </w:p>
     <w:p>
@@ -5859,7 +5853,7 @@
         <w:t xml:space="preserve"> </w:t>
       </w:r>
       <w:r>
-        <w:t xml:space="preserve">(all classes). N=20 replicates with a fail-ratio cutoff at 0.80 — a kill that survives less than 80% of the 20 replicates is labelled C2 (numerical-tolerance perturbation) and exits.</w:t>
+        <w:t xml:space="preserve">(all classes). N=20 replicates with a fail-ratio cutoff at 0.80; a kill that survives less than 80% of the 20 replicates is labelled C2 (numerical-tolerance perturbation) and exits.</w:t>
       </w:r>
     </w:p>
     <w:p>
@@ -6000,7 +5994,7 @@
         <w:t xml:space="preserve">lrca_60cell_v3.json</w:t>
       </w:r>
       <w:r>
-        <w:t xml:space="preserve">). The calibration ceiling (12/60 = 20%) remains far below the 80% pre-registered threshold — H5 is unattainable on this dataset as an intrinsic property of LLM-mutant pools, not a calibration issue. Detailed grid table, L0-L3 sub-protocols, and decision-tree pseudocode are in</w:t>
+        <w:t xml:space="preserve">). The calibration ceiling (12/60 = 20%) remains far below the 80% pre-registered threshold; H5 is unattainable on this dataset as an intrinsic property of LLM-mutant pools, not a calibration issue. Detailed grid table, L0-L3 sub-protocols, and decision-tree pseudocode are in</w:t>
       </w:r>
       <w:r>
         <w:t xml:space="preserve"> </w:t>
@@ -6307,7 +6301,7 @@
         <w:pStyle w:val="Heading3"/>
       </w:pPr>
       <w:r>
-        <w:t xml:space="preserve">5.2 RQ1 — 60-cell distribution</w:t>
+        <w:t xml:space="preserve">5.2 RQ1: 60-cell distribution</w:t>
       </w:r>
     </w:p>
     <w:tbl>
@@ -6583,7 +6577,7 @@
         <w:pStyle w:val="Heading3"/>
       </w:pPr>
       <w:r>
-        <w:t xml:space="preserve">5.3 RQ2 — Aligned vs cross (Cliff’s delta)</w:t>
+        <w:t xml:space="preserve">5.3 RQ2: Aligned vs cross (Cliff’s delta)</w:t>
       </w:r>
     </w:p>
     <w:tbl>
@@ -6856,7 +6850,7 @@
         <w:pStyle w:val="BodyText"/>
       </w:pPr>
       <w:r>
-        <w:t xml:space="preserve">This medium-effect placement is consistent with Tip et al. (2024) LLMorpheus’s medium-effect range on JavaScript LLM mutants — a contextual literature observation (estimand caveat: their delta compares</w:t>
+        <w:t xml:space="preserve">This medium-effect placement is consistent with Tip et al. (2024) LLMorpheus’s medium-effect range on JavaScript LLM mutants, a contextual literature observation (estimand caveat: their delta compares</w:t>
       </w:r>
       <w:r>
         <w:t xml:space="preserve"> </w:t>
@@ -6884,7 +6878,7 @@
         <w:pStyle w:val="Heading3"/>
       </w:pPr>
       <w:r>
-        <w:t xml:space="preserve">5.4 RQ2 — Stipulated-alternative power</w:t>
+        <w:t xml:space="preserve">5.4 RQ2: Stipulated-alternative power</w:t>
       </w:r>
     </w:p>
     <w:p>
@@ -7342,7 +7336,7 @@
         <w:t xml:space="preserve"> </w:t>
       </w:r>
       <w:r>
-        <w:t xml:space="preserve">Cliff’s δ is rank-based — a function of U / (n₁·n₂) — so applying a logit transform to SMS gives δ_logit ≡ δ_raw by construction. This is consistent with the rank-invariance theorem and does</w:t>
+        <w:t xml:space="preserve">Cliff’s δ is rank-based: a function of U / (n₁·n₂), so applying a logit transform to SMS gives δ_logit ≡ δ_raw by construction. This is consistent with the rank-invariance theorem and does</w:t>
       </w:r>
       <w:r>
         <w:t xml:space="preserve"> </w:t>
@@ -7368,7 +7362,7 @@
         <w:pStyle w:val="Heading3"/>
       </w:pPr>
       <w:r>
-        <w:t xml:space="preserve">5.5 RQ3 — Cross-class consistency and Friedman</w:t>
+        <w:t xml:space="preserve">5.5 RQ3: Cross-class consistency and Friedman</w:t>
       </w:r>
     </w:p>
     <w:tbl>
@@ -7717,7 +7711,7 @@
         <w:t xml:space="preserve"> </w:t>
       </w:r>
       <w:r>
-        <w:t xml:space="preserve">/ c 1.000 / d 1.000 — no per-class result remains significant after correction. Kendall’s W effect sizes: a 0.333 (small) / b 0.898 (large concordance, but caveat: N=3 per class makes this label nominal only) / c 0.333 / d 0.417.</w:t>
+        <w:t xml:space="preserve">/ c 1.000 / d 1.000, no per-class result remains significant after correction. Kendall’s W effect sizes: a 0.333 (small) / b 0.898 (large concordance, but caveat: N=3 per class makes this label nominal only) / c 0.333 / d 0.417.</w:t>
       </w:r>
     </w:p>
     <w:p>
@@ -7766,7 +7760,7 @@
         <w:pStyle w:val="Heading3"/>
       </w:pPr>
       <w:r>
-        <w:t xml:space="preserve">5.6 RQ4 — SMS vs Pattern Coverage</w:t>
+        <w:t xml:space="preserve">5.6 RQ4: SMS vs Pattern Coverage</w:t>
       </w:r>
     </w:p>
     <w:p>
@@ -7919,7 +7913,7 @@
         <w:pStyle w:val="Heading3"/>
       </w:pPr>
       <w:r>
-        <w:t xml:space="preserve">5.7 H5 — LRCA mass</w:t>
+        <w:t xml:space="preserve">5.7 H5: LRCA mass</w:t>
       </w:r>
     </w:p>
     <w:tbl>
@@ -8231,7 +8225,7 @@
         <w:pStyle w:val="FirstParagraph"/>
       </w:pPr>
       <w:r>
-        <w:t xml:space="preserve">The operator-level pilot in Appendix C.4.1 reveals a sharp pattern: HP, TF, and OS operators on the c-class (surrogate) and d-class (machine learning) PUTs reach R_sem ≈ 1.0 (semantic feasibility — the LLM successfully produces a syntactically valid, executable, intent-bearing mutant) but R_kill = 0 under the PUT’s primary MP (the AVP fails to detect the mutant under that MR). Concretely, six cells show R_sem ≥ 0.9 with R_kill = 0: c1_CE1 (GPR</w:t>
+        <w:t xml:space="preserve">The operator-level pilot in Appendix C.4.1 reveals a sharp pattern: HP, TF, and OS operators on the c-class (surrogate) and d-class (machine learning) PUTs reach R_sem ≈ 1.0 (semantic feasibility, the LLM successfully produces a syntactically valid, executable, intent-bearing mutant) but R_kill = 0 under the PUT’s primary MP (the AVP fails to detect the mutant under that MR). Concretely, six cells show R_sem ≥ 0.9 with R_kill = 0: c1_CE1 (GPR</w:t>
       </w:r>
       <w:r>
         <w:t xml:space="preserve"> </w:t>
@@ -8262,7 +8256,7 @@
         <w:t xml:space="preserve"> </w:t>
       </w:r>
       <w:r>
-        <w:t xml:space="preserve">a valid hyperparameter-semantic injection, but the primary MP — MP5 asymptotic for the c-class and MP2 monotonicity for the d-class — is an asymptotic or statistical relation, and the parameter deviation it tolerates is wide enough to absorb the mutant.</w:t>
+        <w:t xml:space="preserve">a valid hyperparameter-semantic injection, but the primary MP, MP5 asymptotic for the c-class and MP2 monotonicity for the d-class, is an asymptotic or statistical relation, and the parameter deviation it tolerates is wide enough to absorb the mutant.</w:t>
       </w:r>
     </w:p>
     <w:p>
@@ -8333,7 +8327,7 @@
         <w:pStyle w:val="Heading3"/>
       </w:pPr>
       <w:r>
-        <w:t xml:space="preserve">6.3 H4 — partial across same-source and cross-source</w:t>
+        <w:t xml:space="preserve">6.3 H4: partial across same-source and cross-source</w:t>
       </w:r>
     </w:p>
     <w:p>
@@ -8400,7 +8394,7 @@
         <w:t xml:space="preserve"> </w:t>
       </w:r>
       <w:r>
-        <w:t xml:space="preserve">kernels under 2 KB — the 12 PUTs of this paper. They do not apply to industrial-scale, multi-module, or multi-output scientific computing software, which lies in the P5 / P2-CN scope.</w:t>
+        <w:t xml:space="preserve">kernels under 2 KB, the 12 PUTs of this paper. They do not apply to industrial-scale, multi-module, or multi-output scientific computing software, which lies in the P5 / P2-CN scope.</w:t>
       </w:r>
     </w:p>
     <w:p>
@@ -8418,7 +8412,7 @@
         <w:t xml:space="preserve"> </w:t>
       </w:r>
       <w:r>
-        <w:t xml:space="preserve">can read SMS as a per-MR scalar adequacy score. When SMS sits well below the aligned baseline of about 0.275 (§5.3), the LRCA labels — C2 tolerance, C3 OOD, C4 statistical — point to specific repair paths. Air-gap incompatibility is a hard limitation: the workflow depends on external LLM API calls and is incompatible with most regulated air-gapped Verification and Validation (V&amp;V) environments (IEC 60880, DO-178C, IEC 62304, ISO 26262). Pre-generated mutant pools can be reproduced offline, but generating new mutant pools requires LLM access. Self-hosted open-weight LLMs and offline-cached pools are P5 mitigations. Appendix E.1 gives the full air-gap justification and the standards catalogue.</w:t>
+        <w:t xml:space="preserve">can read SMS as a per-MR scalar adequacy score. When SMS sits well below the aligned baseline of about 0.275 (§5.3), the LRCA labels, C2 tolerance, C3 OOD, C4 statistical, point to specific repair paths. Air-gap incompatibility is a hard limitation: the workflow depends on external LLM API calls and is incompatible with most regulated air-gapped Verification and Validation (V&amp;V) environments (IEC 60880, DO-178C, IEC 62304, ISO 26262). Pre-generated mutant pools can be reproduced offline, but generating new mutant pools requires LLM access. Self-hosted open-weight LLMs and offline-cached pools are P5 mitigations. Appendix E.1 gives the full air-gap justification and the standards catalogue.</w:t>
       </w:r>
     </w:p>
     <w:p>
@@ -9323,7 +9317,7 @@
         <w:t xml:space="preserve"> </w:t>
       </w:r>
       <w:r>
-        <w:t xml:space="preserve">Even with three-LLM cross-source pooling, training-data overlap across Claude, GPT, and DeepSeek may produce similar blind spots. Three-LLM rotation and 20% manual sampling reduce but do not eliminate this risk. Future work should add a fourth, independently-trained LLM family — a self-hosted open-weight model is the natural candidate.</w:t>
+        <w:t xml:space="preserve">Even with three-LLM cross-source pooling, training-data overlap across Claude, GPT, and DeepSeek may produce similar blind spots. Three-LLM rotation and 20% manual sampling reduce but do not eliminate this risk. Future work should add a fourth, independently-trained LLM family, a self-hosted open-weight model is the natural candidate.</w:t>
       </w:r>
     </w:p>
     <w:p>
@@ -9835,7 +9829,7 @@
         <w:t xml:space="preserve"> </w:t>
       </w:r>
       <w:r>
-        <w:t xml:space="preserve">Formal necessary conditions for semantic mutation — cross-function-boundary substitution, dependence on domain knowledge, change in algorithmic class — instantiated as five meta-operator classes: CE, OS, HP, TF, and SI (also written mut_C, mut_M, mut_G, mut_T, mut_F).</w:t>
+        <w:t xml:space="preserve">Formal necessary conditions for semantic mutation, cross-function-boundary substitution, dependence on domain knowledge, change in algorithmic class, instantiated as five meta-operator classes: CE, OS, HP, TF, and SI (also written mut_C, mut_M, mut_G, mut_T, mut_F).</w:t>
       </w:r>
     </w:p>
     <w:p>
